--- a/assets/Enzo-Marinho-Curriculo-Visual.docx
+++ b/assets/Enzo-Marinho-Curriculo-Visual.docx
@@ -5,7 +5,7 @@
     <w:p>
       <w:pPr>
         <w:spacing w:after="240"/>
-        <w:shd w:fill="11042A"/>
+        <w:shd w:fill="09060F"/>
       </w:pPr>
       <w:r>
         <w:rPr>
@@ -21,7 +21,7 @@
         <w:rPr>
           <w:rFonts w:ascii="Calibri" w:hAnsi="Calibri"/>
           <w:b/>
-          <w:color w:val="5EEAD4"/>
+          <w:color w:val="2DD4BF"/>
           <w:sz w:val="21"/>
         </w:rPr>
         <w:t>Direção | Conteúdo | Produção Audiovisual</w:t>
@@ -46,14 +46,14 @@
         <w:keepNext/>
         <w:spacing w:before="160" w:after="100"/>
         <w:pBdr>
-          <w:bottom w:val="single" w:sz="8" w:space="5" w:color="5EEAD4"/>
+          <w:bottom w:val="single" w:sz="8" w:space="5" w:color="2DD4BF"/>
         </w:pBdr>
       </w:pPr>
       <w:r>
         <w:rPr>
           <w:rFonts w:ascii="Calibri" w:hAnsi="Calibri"/>
           <w:b/>
-          <w:color w:val="8B5CF6"/>
+          <w:color w:val="7C3AED"/>
           <w:sz w:val="20"/>
         </w:rPr>
         <w:t>RESUMO PROFISSIONAL</w:t>
@@ -72,14 +72,14 @@
         <w:keepNext/>
         <w:spacing w:before="160" w:after="100"/>
         <w:pBdr>
-          <w:bottom w:val="single" w:sz="8" w:space="5" w:color="5EEAD4"/>
+          <w:bottom w:val="single" w:sz="8" w:space="5" w:color="2DD4BF"/>
         </w:pBdr>
       </w:pPr>
       <w:r>
         <w:rPr>
           <w:rFonts w:ascii="Calibri" w:hAnsi="Calibri"/>
           <w:b/>
-          <w:color w:val="8B5CF6"/>
+          <w:color w:val="7C3AED"/>
           <w:sz w:val="20"/>
         </w:rPr>
         <w:t>EXPERIÊNCIA</w:t>
@@ -94,7 +94,7 @@
         <w:rPr>
           <w:rFonts w:ascii="Calibri" w:hAnsi="Calibri"/>
           <w:b/>
-          <w:color w:val="121018"/>
+          <w:color w:val="0F0C14"/>
           <w:sz w:val="21"/>
         </w:rPr>
         <w:t>VOTI Software</w:t>
@@ -111,7 +111,7 @@
       <w:r>
         <w:rPr>
           <w:rFonts w:ascii="Calibri" w:hAnsi="Calibri"/>
-          <w:color w:val="8B5CF6"/>
+          <w:color w:val="B45309"/>
           <w:sz w:val="18"/>
         </w:rPr>
         <w:t xml:space="preserve"> | Fev 2025 - Atual</w:t>
@@ -126,7 +126,7 @@
       <w:r>
         <w:rPr>
           <w:rFonts w:ascii="Calibri" w:hAnsi="Calibri"/>
-          <w:color w:val="121018"/>
+          <w:color w:val="0F0C14"/>
           <w:sz w:val="19"/>
         </w:rPr>
         <w:t>Planejamento e produção de conteúdo para YouTube, Instagram, TikTok e LinkedIn, do roteiro à publicação.</w:t>
@@ -141,7 +141,7 @@
       <w:r>
         <w:rPr>
           <w:rFonts w:ascii="Calibri" w:hAnsi="Calibri"/>
-          <w:color w:val="121018"/>
+          <w:color w:val="0F0C14"/>
           <w:sz w:val="19"/>
         </w:rPr>
         <w:t>Direção, captação e edição de vídeos institucionais, educacionais, promocionais e de bastidores.</w:t>
@@ -156,7 +156,7 @@
       <w:r>
         <w:rPr>
           <w:rFonts w:ascii="Calibri" w:hAnsi="Calibri"/>
-          <w:color w:val="121018"/>
+          <w:color w:val="0F0C14"/>
           <w:sz w:val="19"/>
         </w:rPr>
         <w:t>Tradução de temas técnicos de software e ERP em narrativas acessíveis para públicos não técnicos.</w:t>
@@ -171,7 +171,7 @@
       <w:r>
         <w:rPr>
           <w:rFonts w:ascii="Calibri" w:hAnsi="Calibri"/>
-          <w:color w:val="121018"/>
+          <w:color w:val="0F0C14"/>
           <w:sz w:val="19"/>
         </w:rPr>
         <w:t>Criação de cortes verticais, campanhas e peças de produto, com acompanhamento de métricas e ajustes contínuos.</w:t>
@@ -186,7 +186,7 @@
         <w:rPr>
           <w:rFonts w:ascii="Calibri" w:hAnsi="Calibri"/>
           <w:b/>
-          <w:color w:val="121018"/>
+          <w:color w:val="0F0C14"/>
           <w:sz w:val="21"/>
         </w:rPr>
         <w:t>Projetos independentes</w:t>
@@ -203,7 +203,7 @@
       <w:r>
         <w:rPr>
           <w:rFonts w:ascii="Calibri" w:hAnsi="Calibri"/>
-          <w:color w:val="8B5CF6"/>
+          <w:color w:val="B45309"/>
           <w:sz w:val="18"/>
         </w:rPr>
         <w:t xml:space="preserve"> | 2025 - Atual</w:t>
@@ -218,7 +218,7 @@
       <w:r>
         <w:rPr>
           <w:rFonts w:ascii="Calibri" w:hAnsi="Calibri"/>
-          <w:color w:val="121018"/>
+          <w:color w:val="0F0C14"/>
           <w:sz w:val="19"/>
         </w:rPr>
         <w:t>Negócio Sem Filtro: edição do vídeo longo, de todos os cortes e teasers publicados, com seleção e ranking de trechos apoiados por IA.</w:t>
@@ -233,7 +233,7 @@
       <w:r>
         <w:rPr>
           <w:rFonts w:ascii="Calibri" w:hAnsi="Calibri"/>
-          <w:color w:val="121018"/>
+          <w:color w:val="0F0C14"/>
           <w:sz w:val="19"/>
         </w:rPr>
         <w:t>Kayky Pitondo: estruturação e edição de conteúdo longo, correção de cor e adaptação para cortes verticais.</w:t>
@@ -248,7 +248,7 @@
       <w:r>
         <w:rPr>
           <w:rFonts w:ascii="Calibri" w:hAnsi="Calibri"/>
-          <w:color w:val="121018"/>
+          <w:color w:val="0F0C14"/>
           <w:sz w:val="19"/>
         </w:rPr>
         <w:t>Magnos Steel: produção de vídeos promocionais e de produto para varejo.</w:t>
@@ -263,7 +263,7 @@
       <w:r>
         <w:rPr>
           <w:rFonts w:ascii="Calibri" w:hAnsi="Calibri"/>
-          <w:color w:val="121018"/>
+          <w:color w:val="0F0C14"/>
           <w:sz w:val="19"/>
         </w:rPr>
         <w:t>8848 Jiu-Jitsu: captação e edição de peça audiovisual para redes sociais em projeto pontual.</w:t>
@@ -271,17 +271,32 @@
     </w:p>
     <w:p>
       <w:pPr>
+        <w:pStyle w:val="ListBullet"/>
+        <w:spacing w:after="60" w:line="252" w:lineRule="auto"/>
+        <w:ind w:left="317" w:hanging="230"/>
+      </w:pPr>
+      <w:r>
+        <w:rPr>
+          <w:rFonts w:ascii="Calibri" w:hAnsi="Calibri"/>
+          <w:color w:val="0F0C14"/>
+          <w:sz w:val="19"/>
+        </w:rPr>
+        <w:t>Lumiar Parfum (projeto encerrado): direção e edição de anúncios, esquetes e peças de revenda para perfumaria.</w:t>
+      </w:r>
+    </w:p>
+    <w:p>
+      <w:pPr>
         <w:keepNext/>
         <w:spacing w:before="160" w:after="100"/>
         <w:pBdr>
-          <w:bottom w:val="single" w:sz="8" w:space="5" w:color="5EEAD4"/>
+          <w:bottom w:val="single" w:sz="8" w:space="5" w:color="2DD4BF"/>
         </w:pBdr>
       </w:pPr>
       <w:r>
         <w:rPr>
           <w:rFonts w:ascii="Calibri" w:hAnsi="Calibri"/>
           <w:b/>
-          <w:color w:val="8B5CF6"/>
+          <w:color w:val="7C3AED"/>
           <w:sz w:val="20"/>
         </w:rPr>
         <w:t>COMPETÊNCIAS</w:t>
@@ -295,7 +310,7 @@
         <w:rPr>
           <w:rFonts w:ascii="Calibri" w:hAnsi="Calibri"/>
           <w:b/>
-          <w:color w:val="8B5CF6"/>
+          <w:color w:val="7C3AED"/>
           <w:sz w:val="19"/>
         </w:rPr>
         <w:t xml:space="preserve">Estratégia e conteúdo: </w:t>
@@ -303,7 +318,7 @@
       <w:r>
         <w:rPr>
           <w:rFonts w:ascii="Calibri" w:hAnsi="Calibri"/>
-          <w:color w:val="121018"/>
+          <w:color w:val="0F0C14"/>
           <w:sz w:val="19"/>
         </w:rPr>
         <w:t>Storytelling, copywriting, roteirização, SEO para YouTube, análise de métricas</w:t>
@@ -317,7 +332,7 @@
         <w:rPr>
           <w:rFonts w:ascii="Calibri" w:hAnsi="Calibri"/>
           <w:b/>
-          <w:color w:val="8B5CF6"/>
+          <w:color w:val="7C3AED"/>
           <w:sz w:val="19"/>
         </w:rPr>
         <w:t xml:space="preserve">Produção audiovisual: </w:t>
@@ -325,7 +340,7 @@
       <w:r>
         <w:rPr>
           <w:rFonts w:ascii="Calibri" w:hAnsi="Calibri"/>
-          <w:color w:val="121018"/>
+          <w:color w:val="0F0C14"/>
           <w:sz w:val="19"/>
         </w:rPr>
         <w:t>Direção, captação, gimbal, iluminação e captação de áudio</w:t>
@@ -339,7 +354,7 @@
         <w:rPr>
           <w:rFonts w:ascii="Calibri" w:hAnsi="Calibri"/>
           <w:b/>
-          <w:color w:val="8B5CF6"/>
+          <w:color w:val="7C3AED"/>
           <w:sz w:val="19"/>
         </w:rPr>
         <w:t xml:space="preserve">Pós-produção: </w:t>
@@ -347,7 +362,7 @@
       <w:r>
         <w:rPr>
           <w:rFonts w:ascii="Calibri" w:hAnsi="Calibri"/>
-          <w:color w:val="121018"/>
+          <w:color w:val="0F0C14"/>
           <w:sz w:val="19"/>
         </w:rPr>
         <w:t>DaVinci Resolve, Adobe Premiere Pro, CapCut, color grading e design de som</w:t>
@@ -361,7 +376,7 @@
         <w:rPr>
           <w:rFonts w:ascii="Calibri" w:hAnsi="Calibri"/>
           <w:b/>
-          <w:color w:val="8B5CF6"/>
+          <w:color w:val="7C3AED"/>
           <w:sz w:val="19"/>
         </w:rPr>
         <w:t xml:space="preserve">IA e automação: </w:t>
@@ -369,7 +384,7 @@
       <w:r>
         <w:rPr>
           <w:rFonts w:ascii="Calibri" w:hAnsi="Calibri"/>
-          <w:color w:val="121018"/>
+          <w:color w:val="0F0C14"/>
           <w:sz w:val="19"/>
         </w:rPr>
         <w:t>Remotion, ffmpeg, transcrição, seleção de cortes e vídeo programático</w:t>
@@ -380,14 +395,14 @@
         <w:keepNext/>
         <w:spacing w:before="160" w:after="100"/>
         <w:pBdr>
-          <w:bottom w:val="single" w:sz="8" w:space="5" w:color="5EEAD4"/>
+          <w:bottom w:val="single" w:sz="8" w:space="5" w:color="2DD4BF"/>
         </w:pBdr>
       </w:pPr>
       <w:r>
         <w:rPr>
           <w:rFonts w:ascii="Calibri" w:hAnsi="Calibri"/>
           <w:b/>
-          <w:color w:val="8B5CF6"/>
+          <w:color w:val="7C3AED"/>
           <w:sz w:val="20"/>
         </w:rPr>
         <w:t>FORMAÇÃO</w:t>
@@ -401,7 +416,7 @@
         <w:rPr>
           <w:rFonts w:ascii="Calibri" w:hAnsi="Calibri"/>
           <w:b/>
-          <w:color w:val="121018"/>
+          <w:color w:val="0F0C14"/>
           <w:sz w:val="20"/>
         </w:rPr>
         <w:t>Publicidade e Propaganda</w:t>
@@ -420,14 +435,14 @@
         <w:keepNext/>
         <w:spacing w:before="160" w:after="100"/>
         <w:pBdr>
-          <w:bottom w:val="single" w:sz="8" w:space="5" w:color="5EEAD4"/>
+          <w:bottom w:val="single" w:sz="8" w:space="5" w:color="2DD4BF"/>
         </w:pBdr>
       </w:pPr>
       <w:r>
         <w:rPr>
           <w:rFonts w:ascii="Calibri" w:hAnsi="Calibri"/>
           <w:b/>
-          <w:color w:val="8B5CF6"/>
+          <w:color w:val="7C3AED"/>
           <w:sz w:val="20"/>
         </w:rPr>
         <w:t>PORTFÓLIO SELECIONADO</w:t>
@@ -437,7 +452,7 @@
       <w:r>
         <w:rPr>
           <w:rFonts w:ascii="Calibri" w:hAnsi="Calibri"/>
-          <w:color w:val="121018"/>
+          <w:color w:val="0F0C14"/>
           <w:sz w:val="18"/>
         </w:rPr>
         <w:t>Portfólio geral: enzosmarinho.github.io | VOTI Software: youtube.com/@votigestao | Negócio Sem Filtro: instagram.com/onegociosemfiltro</w:t>
@@ -841,7 +856,7 @@
     </w:pPr>
     <w:rPr>
       <w:rFonts w:ascii="Calibri" w:hAnsi="Calibri"/>
-      <w:color w:val="121018"/>
+      <w:color w:val="0F0C14"/>
       <w:sz w:val="20"/>
     </w:rPr>
   </w:style>
@@ -907,7 +922,7 @@
       <w:rFonts w:asciiTheme="majorHAnsi" w:eastAsiaTheme="majorEastAsia" w:hAnsiTheme="majorHAnsi" w:cstheme="majorBidi" w:ascii="Calibri" w:hAnsi="Calibri"/>
       <w:b/>
       <w:bCs/>
-      <w:color w:val="8B5CF6"/>
+      <w:color w:val="7C3AED"/>
       <w:sz w:val="32"/>
       <w:szCs w:val="28"/>
     </w:rPr>
@@ -931,7 +946,7 @@
       <w:rFonts w:asciiTheme="majorHAnsi" w:eastAsiaTheme="majorEastAsia" w:hAnsiTheme="majorHAnsi" w:cstheme="majorBidi" w:ascii="Calibri" w:hAnsi="Calibri"/>
       <w:b/>
       <w:bCs/>
-      <w:color w:val="8B5CF6"/>
+      <w:color w:val="7C3AED"/>
       <w:sz w:val="26"/>
       <w:szCs w:val="26"/>
     </w:rPr>
@@ -955,7 +970,7 @@
       <w:rFonts w:asciiTheme="majorHAnsi" w:eastAsiaTheme="majorEastAsia" w:hAnsiTheme="majorHAnsi" w:cstheme="majorBidi" w:ascii="Calibri" w:hAnsi="Calibri"/>
       <w:b/>
       <w:bCs/>
-      <w:color w:val="8B5CF6"/>
+      <w:color w:val="7C3AED"/>
       <w:sz w:val="24"/>
     </w:rPr>
   </w:style>

--- a/assets/Enzo-Marinho-Curriculo-Visual.docx
+++ b/assets/Enzo-Marinho-Curriculo-Visual.docx
@@ -21,7 +21,7 @@
         <w:rPr>
           <w:rFonts w:ascii="Calibri" w:hAnsi="Calibri"/>
           <w:b/>
-          <w:color w:val="2DD4BF"/>
+          <w:color w:val="D4D4D8"/>
           <w:sz w:val="21"/>
         </w:rPr>
         <w:t>Direção | Conteúdo | Produção Audiovisual</w:t>
@@ -46,7 +46,7 @@
         <w:keepNext/>
         <w:spacing w:before="160" w:after="100"/>
         <w:pBdr>
-          <w:bottom w:val="single" w:sz="8" w:space="5" w:color="2DD4BF"/>
+          <w:bottom w:val="single" w:sz="8" w:space="5" w:color="8B5CF6"/>
         </w:pBdr>
       </w:pPr>
       <w:r>
@@ -72,7 +72,7 @@
         <w:keepNext/>
         <w:spacing w:before="160" w:after="100"/>
         <w:pBdr>
-          <w:bottom w:val="single" w:sz="8" w:space="5" w:color="2DD4BF"/>
+          <w:bottom w:val="single" w:sz="8" w:space="5" w:color="8B5CF6"/>
         </w:pBdr>
       </w:pPr>
       <w:r>
@@ -111,7 +111,7 @@
       <w:r>
         <w:rPr>
           <w:rFonts w:ascii="Calibri" w:hAnsi="Calibri"/>
-          <w:color w:val="B45309"/>
+          <w:color w:val="7C3AED"/>
           <w:sz w:val="18"/>
         </w:rPr>
         <w:t xml:space="preserve"> | Fev 2025 - Atual</w:t>
@@ -203,7 +203,7 @@
       <w:r>
         <w:rPr>
           <w:rFonts w:ascii="Calibri" w:hAnsi="Calibri"/>
-          <w:color w:val="B45309"/>
+          <w:color w:val="7C3AED"/>
           <w:sz w:val="18"/>
         </w:rPr>
         <w:t xml:space="preserve"> | 2025 - Atual</w:t>
@@ -289,7 +289,7 @@
         <w:keepNext/>
         <w:spacing w:before="160" w:after="100"/>
         <w:pBdr>
-          <w:bottom w:val="single" w:sz="8" w:space="5" w:color="2DD4BF"/>
+          <w:bottom w:val="single" w:sz="8" w:space="5" w:color="8B5CF6"/>
         </w:pBdr>
       </w:pPr>
       <w:r>
@@ -395,7 +395,7 @@
         <w:keepNext/>
         <w:spacing w:before="160" w:after="100"/>
         <w:pBdr>
-          <w:bottom w:val="single" w:sz="8" w:space="5" w:color="2DD4BF"/>
+          <w:bottom w:val="single" w:sz="8" w:space="5" w:color="8B5CF6"/>
         </w:pBdr>
       </w:pPr>
       <w:r>
@@ -435,7 +435,7 @@
         <w:keepNext/>
         <w:spacing w:before="160" w:after="100"/>
         <w:pBdr>
-          <w:bottom w:val="single" w:sz="8" w:space="5" w:color="2DD4BF"/>
+          <w:bottom w:val="single" w:sz="8" w:space="5" w:color="8B5CF6"/>
         </w:pBdr>
       </w:pPr>
       <w:r>

--- a/assets/Enzo-Marinho-Curriculo-Visual.docx
+++ b/assets/Enzo-Marinho-Curriculo-Visual.docx
@@ -5,7 +5,7 @@
     <w:p>
       <w:pPr>
         <w:spacing w:after="240"/>
-        <w:shd w:fill="09060F"/>
+        <w:shd w:fill="0B0B0B"/>
       </w:pPr>
       <w:r>
         <w:rPr>
@@ -46,14 +46,14 @@
         <w:keepNext/>
         <w:spacing w:before="160" w:after="100"/>
         <w:pBdr>
-          <w:bottom w:val="single" w:sz="8" w:space="5" w:color="8B5CF6"/>
+          <w:bottom w:val="single" w:sz="8" w:space="5" w:color="FF4D35"/>
         </w:pBdr>
       </w:pPr>
       <w:r>
         <w:rPr>
           <w:rFonts w:ascii="Calibri" w:hAnsi="Calibri"/>
           <w:b/>
-          <w:color w:val="7C3AED"/>
+          <w:color w:val="FF4D35"/>
           <w:sz w:val="20"/>
         </w:rPr>
         <w:t>RESUMO PROFISSIONAL</w:t>
@@ -72,14 +72,14 @@
         <w:keepNext/>
         <w:spacing w:before="160" w:after="100"/>
         <w:pBdr>
-          <w:bottom w:val="single" w:sz="8" w:space="5" w:color="8B5CF6"/>
+          <w:bottom w:val="single" w:sz="8" w:space="5" w:color="FF4D35"/>
         </w:pBdr>
       </w:pPr>
       <w:r>
         <w:rPr>
           <w:rFonts w:ascii="Calibri" w:hAnsi="Calibri"/>
           <w:b/>
-          <w:color w:val="7C3AED"/>
+          <w:color w:val="FF4D35"/>
           <w:sz w:val="20"/>
         </w:rPr>
         <w:t>EXPERIÊNCIA</w:t>
@@ -111,7 +111,7 @@
       <w:r>
         <w:rPr>
           <w:rFonts w:ascii="Calibri" w:hAnsi="Calibri"/>
-          <w:color w:val="7C3AED"/>
+          <w:color w:val="FF4D35"/>
           <w:sz w:val="18"/>
         </w:rPr>
         <w:t xml:space="preserve"> | Fev 2025 - Atual</w:t>
@@ -203,7 +203,7 @@
       <w:r>
         <w:rPr>
           <w:rFonts w:ascii="Calibri" w:hAnsi="Calibri"/>
-          <w:color w:val="7C3AED"/>
+          <w:color w:val="FF4D35"/>
           <w:sz w:val="18"/>
         </w:rPr>
         <w:t xml:space="preserve"> | 2025 - Atual</w:t>
@@ -289,14 +289,14 @@
         <w:keepNext/>
         <w:spacing w:before="160" w:after="100"/>
         <w:pBdr>
-          <w:bottom w:val="single" w:sz="8" w:space="5" w:color="8B5CF6"/>
+          <w:bottom w:val="single" w:sz="8" w:space="5" w:color="FF4D35"/>
         </w:pBdr>
       </w:pPr>
       <w:r>
         <w:rPr>
           <w:rFonts w:ascii="Calibri" w:hAnsi="Calibri"/>
           <w:b/>
-          <w:color w:val="7C3AED"/>
+          <w:color w:val="FF4D35"/>
           <w:sz w:val="20"/>
         </w:rPr>
         <w:t>COMPETÊNCIAS</w:t>
@@ -310,7 +310,7 @@
         <w:rPr>
           <w:rFonts w:ascii="Calibri" w:hAnsi="Calibri"/>
           <w:b/>
-          <w:color w:val="7C3AED"/>
+          <w:color w:val="FF4D35"/>
           <w:sz w:val="19"/>
         </w:rPr>
         <w:t xml:space="preserve">Estratégia e conteúdo: </w:t>
@@ -332,7 +332,7 @@
         <w:rPr>
           <w:rFonts w:ascii="Calibri" w:hAnsi="Calibri"/>
           <w:b/>
-          <w:color w:val="7C3AED"/>
+          <w:color w:val="FF4D35"/>
           <w:sz w:val="19"/>
         </w:rPr>
         <w:t xml:space="preserve">Produção audiovisual: </w:t>
@@ -354,7 +354,7 @@
         <w:rPr>
           <w:rFonts w:ascii="Calibri" w:hAnsi="Calibri"/>
           <w:b/>
-          <w:color w:val="7C3AED"/>
+          <w:color w:val="FF4D35"/>
           <w:sz w:val="19"/>
         </w:rPr>
         <w:t xml:space="preserve">Pós-produção: </w:t>
@@ -376,7 +376,7 @@
         <w:rPr>
           <w:rFonts w:ascii="Calibri" w:hAnsi="Calibri"/>
           <w:b/>
-          <w:color w:val="7C3AED"/>
+          <w:color w:val="FF4D35"/>
           <w:sz w:val="19"/>
         </w:rPr>
         <w:t xml:space="preserve">IA e automação: </w:t>
@@ -395,14 +395,14 @@
         <w:keepNext/>
         <w:spacing w:before="160" w:after="100"/>
         <w:pBdr>
-          <w:bottom w:val="single" w:sz="8" w:space="5" w:color="8B5CF6"/>
+          <w:bottom w:val="single" w:sz="8" w:space="5" w:color="FF4D35"/>
         </w:pBdr>
       </w:pPr>
       <w:r>
         <w:rPr>
           <w:rFonts w:ascii="Calibri" w:hAnsi="Calibri"/>
           <w:b/>
-          <w:color w:val="7C3AED"/>
+          <w:color w:val="FF4D35"/>
           <w:sz w:val="20"/>
         </w:rPr>
         <w:t>FORMAÇÃO</w:t>
@@ -435,14 +435,14 @@
         <w:keepNext/>
         <w:spacing w:before="160" w:after="100"/>
         <w:pBdr>
-          <w:bottom w:val="single" w:sz="8" w:space="5" w:color="8B5CF6"/>
+          <w:bottom w:val="single" w:sz="8" w:space="5" w:color="FF4D35"/>
         </w:pBdr>
       </w:pPr>
       <w:r>
         <w:rPr>
           <w:rFonts w:ascii="Calibri" w:hAnsi="Calibri"/>
           <w:b/>
-          <w:color w:val="7C3AED"/>
+          <w:color w:val="FF4D35"/>
           <w:sz w:val="20"/>
         </w:rPr>
         <w:t>PORTFÓLIO SELECIONADO</w:t>
@@ -922,7 +922,7 @@
       <w:rFonts w:asciiTheme="majorHAnsi" w:eastAsiaTheme="majorEastAsia" w:hAnsiTheme="majorHAnsi" w:cstheme="majorBidi" w:ascii="Calibri" w:hAnsi="Calibri"/>
       <w:b/>
       <w:bCs/>
-      <w:color w:val="7C3AED"/>
+      <w:color w:val="FF4D35"/>
       <w:sz w:val="32"/>
       <w:szCs w:val="28"/>
     </w:rPr>
@@ -946,7 +946,7 @@
       <w:rFonts w:asciiTheme="majorHAnsi" w:eastAsiaTheme="majorEastAsia" w:hAnsiTheme="majorHAnsi" w:cstheme="majorBidi" w:ascii="Calibri" w:hAnsi="Calibri"/>
       <w:b/>
       <w:bCs/>
-      <w:color w:val="7C3AED"/>
+      <w:color w:val="FF4D35"/>
       <w:sz w:val="26"/>
       <w:szCs w:val="26"/>
     </w:rPr>
@@ -970,7 +970,7 @@
       <w:rFonts w:asciiTheme="majorHAnsi" w:eastAsiaTheme="majorEastAsia" w:hAnsiTheme="majorHAnsi" w:cstheme="majorBidi" w:ascii="Calibri" w:hAnsi="Calibri"/>
       <w:b/>
       <w:bCs/>
-      <w:color w:val="7C3AED"/>
+      <w:color w:val="FF4D35"/>
       <w:sz w:val="24"/>
     </w:rPr>
   </w:style>

--- a/assets/Enzo-Marinho-Curriculo-Visual.docx
+++ b/assets/Enzo-Marinho-Curriculo-Visual.docx
@@ -4,488 +4,762 @@
   <w:body>
     <w:p>
       <w:pPr>
-        <w:spacing w:after="240"/>
+        <w:tabs>
+          <w:tab w:pos="1440" w:val="left"/>
+        </w:tabs>
+        <w:spacing w:after="0"/>
+        <w:ind w:left="200" w:right="200"/>
+        <w:shd w:fill="0B0B0B"/>
+      </w:pPr>
+      <w:r>
+        <w:drawing>
+          <wp:inline xmlns:a="http://schemas.openxmlformats.org/drawingml/2006/main" xmlns:pic="http://schemas.openxmlformats.org/drawingml/2006/picture">
+            <wp:extent cx="451543" cy="713232"/>
+            <wp:docPr id="1" name="Picture 1" descr="Retrato de Enzo Marinho"/>
+            <wp:cNvGraphicFramePr>
+              <a:graphicFrameLocks noChangeAspect="1"/>
+            </wp:cNvGraphicFramePr>
+            <a:graphic>
+              <a:graphicData uri="http://schemas.openxmlformats.org/drawingml/2006/picture">
+                <pic:pic>
+                  <pic:nvPicPr>
+                    <pic:cNvPr id="0" name="resume-portrait.png"/>
+                    <pic:cNvPicPr/>
+                  </pic:nvPicPr>
+                  <pic:blipFill>
+                    <a:blip r:embed="rId9"/>
+                    <a:stretch>
+                      <a:fillRect/>
+                    </a:stretch>
+                  </pic:blipFill>
+                  <pic:spPr>
+                    <a:xfrm>
+                      <a:off x="0" y="0"/>
+                      <a:ext cx="451543" cy="713232"/>
+                    </a:xfrm>
+                    <a:prstGeom prst="rect"/>
+                  </pic:spPr>
+                </pic:pic>
+              </a:graphicData>
+            </a:graphic>
+          </wp:inline>
+        </w:drawing>
+      </w:r>
+      <w:r>
+        <w:rPr>
+          <w:rFonts w:ascii="Arial" w:hAnsi="Arial" w:eastAsia="Arial"/>
+          <w:b/>
+          <w:color w:val="FFFFFF"/>
+          <w:sz w:val="52"/>
+        </w:rPr>
+        <w:tab/>
+        <w:t>ENZO MARINHO</w:t>
+      </w:r>
+    </w:p>
+    <w:p>
+      <w:pPr>
+        <w:spacing w:after="0" w:line="240" w:lineRule="auto"/>
+        <w:ind w:left="240" w:right="240"/>
         <w:shd w:fill="0B0B0B"/>
       </w:pPr>
       <w:r>
         <w:rPr>
-          <w:rFonts w:ascii="Calibri" w:hAnsi="Calibri"/>
+          <w:rFonts w:ascii="Consolas" w:hAnsi="Consolas" w:eastAsia="Consolas"/>
           <w:b/>
-          <w:color w:val="FFFFFF"/>
-          <w:sz w:val="48"/>
+          <w:color w:val="D7FF45"/>
+          <w:sz w:val="19"/>
         </w:rPr>
-        <w:t>ENZO MARINHO</w:t>
-        <w:br/>
+        <w:t>DIREÇÃO · CONTEÚDO · PRODUÇÃO AUDIOVISUAL</w:t>
       </w:r>
       <w:r>
         <w:rPr>
-          <w:rFonts w:ascii="Calibri" w:hAnsi="Calibri"/>
-          <w:b/>
-          <w:color w:val="D4D4D8"/>
-          <w:sz w:val="21"/>
+          <w:rFonts w:ascii="Arial" w:hAnsi="Arial" w:eastAsia="Arial"/>
+          <w:color w:val="FFFFFF"/>
+          <w:sz w:val="17"/>
         </w:rPr>
-        <w:t>Direção | Conteúdo | Produção Audiovisual</w:t>
+        <w:br/>
+        <w:t>Transformo objetivos de negócio em vídeos claros, publicáveis e reaproveitáveis.</w:t>
       </w:r>
     </w:p>
     <w:p>
       <w:pPr>
-        <w:spacing w:after="200"/>
-        <w:jc w:val="center"/>
+        <w:spacing w:after="120"/>
+        <w:ind w:left="240" w:right="240"/>
+        <w:shd w:fill="0B0B0B"/>
       </w:pPr>
       <w:r>
         <w:rPr>
-          <w:rFonts w:ascii="Calibri" w:hAnsi="Calibri"/>
-          <w:color w:val="585462"/>
-          <w:sz w:val="17"/>
+          <w:rFonts w:ascii="Arial" w:hAnsi="Arial" w:eastAsia="Arial"/>
+          <w:color w:val="E8E9E5"/>
+          <w:sz w:val="16"/>
         </w:rPr>
-        <w:t>Araçatuba/SP | (18) 98119-6746 | enzo.marinho@hotmail.com | enzosmarinho.github.io | linkedin.com/in/enzo-marinho-727200320</w:t>
+        <w:t xml:space="preserve">Araçatuba/SP  |  (18) 98119-6746  |  enzo.marinho@hotmail.com  |  </w:t>
       </w:r>
+      <w:hyperlink r:id="rId10">
+        <w:r>
+          <w:rPr>
+            <w:rFonts w:ascii="Arial" w:hAnsi="Arial"/>
+            <w:color w:val="D7FF45"/>
+            <w:sz w:val="16"/>
+            <w:b/>
+          </w:rPr>
+          <w:t>enzosmarinho.github.io</w:t>
+        </w:r>
+      </w:hyperlink>
     </w:p>
+    <w:tbl>
+      <w:tblPr>
+        <w:tblW w:type="dxa" w:w="9360"/>
+        <w:jc w:val="left"/>
+        <w:tblLayout w:type="fixed"/>
+        <w:tblLook w:firstColumn="1" w:firstRow="1" w:lastColumn="0" w:lastRow="0" w:noHBand="0" w:noVBand="1" w:val="04A0"/>
+        <w:tblInd w:w="0" w:type="dxa"/>
+      </w:tblPr>
+      <w:tblGrid>
+        <w:gridCol w:w="3120"/>
+        <w:gridCol w:w="3120"/>
+        <w:gridCol w:w="3120"/>
+      </w:tblGrid>
+      <w:tr>
+        <w:trPr>
+          <w:tblHeader w:val="true"/>
+        </w:trPr>
+        <w:tc>
+          <w:tcPr>
+            <w:tcW w:type="dxa" w:w="3120"/>
+            <w:vAlign w:val="center"/>
+            <w:shd w:fill="F4F5F2"/>
+            <w:tcMar>
+              <w:top w:w="110" w:type="dxa"/>
+              <w:start w:w="120" w:type="dxa"/>
+              <w:bottom w:w="110" w:type="dxa"/>
+              <w:end w:w="120" w:type="dxa"/>
+            </w:tcMar>
+          </w:tcPr>
+          <w:p>
+            <w:pPr>
+              <w:spacing w:after="0"/>
+            </w:pPr>
+            <w:r>
+              <w:rPr>
+                <w:rFonts w:ascii="Consolas" w:hAnsi="Consolas" w:eastAsia="Consolas"/>
+                <w:b/>
+                <w:color w:val="D93723"/>
+                <w:sz w:val="14"/>
+              </w:rPr>
+              <w:t>ATUAÇÃO ATUAL</w:t>
+            </w:r>
+            <w:r>
+              <w:rPr>
+                <w:rFonts w:ascii="Arial" w:hAnsi="Arial" w:eastAsia="Arial"/>
+                <w:b/>
+                <w:color w:val="0B0B0B"/>
+                <w:sz w:val="16"/>
+              </w:rPr>
+              <w:br/>
+              <w:t>VOTI Software · CLT desde fev/2025</w:t>
+            </w:r>
+          </w:p>
+        </w:tc>
+        <w:tc>
+          <w:tcPr>
+            <w:tcW w:type="dxa" w:w="3120"/>
+            <w:vAlign w:val="center"/>
+            <w:shd w:fill="F4F5F2"/>
+            <w:tcMar>
+              <w:top w:w="110" w:type="dxa"/>
+              <w:start w:w="120" w:type="dxa"/>
+              <w:bottom w:w="110" w:type="dxa"/>
+              <w:end w:w="120" w:type="dxa"/>
+            </w:tcMar>
+          </w:tcPr>
+          <w:p>
+            <w:pPr>
+              <w:spacing w:after="0"/>
+            </w:pPr>
+            <w:r>
+              <w:rPr>
+                <w:rFonts w:ascii="Consolas" w:hAnsi="Consolas" w:eastAsia="Consolas"/>
+                <w:b/>
+                <w:color w:val="D93723"/>
+                <w:sz w:val="14"/>
+              </w:rPr>
+              <w:t>SISTEMA DE CONTEÚDO</w:t>
+            </w:r>
+            <w:r>
+              <w:rPr>
+                <w:rFonts w:ascii="Arial" w:hAnsi="Arial" w:eastAsia="Arial"/>
+                <w:b/>
+                <w:color w:val="0B0B0B"/>
+                <w:sz w:val="16"/>
+              </w:rPr>
+              <w:br/>
+              <w:t>Negócio Sem Filtro · vídeo longo + cortes + teasers</w:t>
+            </w:r>
+          </w:p>
+        </w:tc>
+        <w:tc>
+          <w:tcPr>
+            <w:tcW w:type="dxa" w:w="3120"/>
+            <w:vAlign w:val="center"/>
+            <w:shd w:fill="F4F5F2"/>
+            <w:tcMar>
+              <w:top w:w="110" w:type="dxa"/>
+              <w:start w:w="120" w:type="dxa"/>
+              <w:bottom w:w="110" w:type="dxa"/>
+              <w:end w:w="120" w:type="dxa"/>
+            </w:tcMar>
+          </w:tcPr>
+          <w:p>
+            <w:pPr>
+              <w:spacing w:after="0"/>
+            </w:pPr>
+            <w:r>
+              <w:rPr>
+                <w:rFonts w:ascii="Consolas" w:hAnsi="Consolas" w:eastAsia="Consolas"/>
+                <w:b/>
+                <w:color w:val="D93723"/>
+                <w:sz w:val="14"/>
+              </w:rPr>
+              <w:t>PROVA PÚBLICA</w:t>
+            </w:r>
+            <w:r>
+              <w:rPr>
+                <w:rFonts w:ascii="Arial" w:hAnsi="Arial" w:eastAsia="Arial"/>
+                <w:b/>
+                <w:color w:val="0B0B0B"/>
+                <w:sz w:val="16"/>
+              </w:rPr>
+              <w:br/>
+              <w:t>1.733 visualizações · campanha VOTI no YouTube</w:t>
+            </w:r>
+          </w:p>
+        </w:tc>
+      </w:tr>
+    </w:tbl>
     <w:p>
       <w:pPr>
-        <w:keepNext/>
-        <w:spacing w:before="160" w:after="100"/>
-        <w:pBdr>
-          <w:bottom w:val="single" w:sz="8" w:space="5" w:color="FF4D35"/>
-        </w:pBdr>
+        <w:pStyle w:val="Heading1"/>
       </w:pPr>
       <w:r>
-        <w:rPr>
-          <w:rFonts w:ascii="Calibri" w:hAnsi="Calibri"/>
-          <w:b/>
-          <w:color w:val="FF4D35"/>
-          <w:sz w:val="20"/>
-        </w:rPr>
         <w:t>RESUMO PROFISSIONAL</w:t>
       </w:r>
     </w:p>
     <w:p>
       <w:pPr>
-        <w:spacing w:after="120"/>
+        <w:spacing w:after="50"/>
       </w:pPr>
       <w:r>
-        <w:t>Estrategista de conteúdo e produtor audiovisual com experiência em planejar, dirigir, captar e editar vídeos para marcas, produtos e profissionais. Atuo do briefing à entrega, com foco em narrativas claras, conteúdo de alta retenção e reaproveitamento inteligente de materiais longos. Uso inteligência artificial e vídeo programático para acelerar pesquisa, transcrição, curadoria e produção sem abrir mão da revisão humana.</w:t>
+        <w:rPr>
+          <w:rFonts w:ascii="Arial" w:hAnsi="Arial" w:eastAsia="Arial"/>
+          <w:color w:val="0B0B0B"/>
+          <w:sz w:val="18"/>
+        </w:rPr>
+        <w:t>Estrategista de conteúdo e produtor audiovisual com atuação do briefing à entrega: estratégia, roteiro, direção, captação, edição e distribuição. Transformo temas técnicos e materiais longos em peças fáceis de entender, assistir e publicar. Uso IA para acelerar pesquisa, transcrição e curadoria; narrativa, acabamento e responsabilidade final permanecem humanos.</w:t>
       </w:r>
     </w:p>
     <w:p>
       <w:pPr>
-        <w:keepNext/>
-        <w:spacing w:before="160" w:after="100"/>
-        <w:pBdr>
-          <w:bottom w:val="single" w:sz="8" w:space="5" w:color="FF4D35"/>
-        </w:pBdr>
+        <w:pStyle w:val="Heading1"/>
       </w:pPr>
       <w:r>
-        <w:rPr>
-          <w:rFonts w:ascii="Calibri" w:hAnsi="Calibri"/>
-          <w:b/>
-          <w:color w:val="FF4D35"/>
-          <w:sz w:val="20"/>
-        </w:rPr>
         <w:t>EXPERIÊNCIA</w:t>
       </w:r>
     </w:p>
     <w:p>
       <w:pPr>
-        <w:keepNext/>
-        <w:spacing w:before="100" w:after="40"/>
+        <w:tabs>
+          <w:tab w:pos="9288" w:val="right"/>
+        </w:tabs>
+        <w:spacing w:before="30" w:after="0"/>
       </w:pPr>
       <w:r>
         <w:rPr>
-          <w:rFonts w:ascii="Calibri" w:hAnsi="Calibri"/>
+          <w:rFonts w:ascii="Arial" w:hAnsi="Arial" w:eastAsia="Arial"/>
           <w:b/>
-          <w:color w:val="0F0C14"/>
-          <w:sz w:val="21"/>
+          <w:color w:val="0B0B0B"/>
+          <w:sz w:val="20"/>
         </w:rPr>
         <w:t>VOTI Software</w:t>
       </w:r>
       <w:r>
         <w:rPr>
-          <w:rFonts w:ascii="Calibri" w:hAnsi="Calibri"/>
+          <w:rFonts w:ascii="Arial" w:hAnsi="Arial" w:eastAsia="Arial"/>
           <w:b/>
-          <w:color w:val="585462"/>
-          <w:sz w:val="20"/>
+          <w:color w:val="666660"/>
+          <w:sz w:val="18"/>
         </w:rPr>
         <w:t xml:space="preserve"> | Estrategista de Conteúdo e Produção Audiovisual</w:t>
       </w:r>
       <w:r>
         <w:rPr>
-          <w:rFonts w:ascii="Calibri" w:hAnsi="Calibri"/>
-          <w:color w:val="FF4D35"/>
-          <w:sz w:val="18"/>
+          <w:rFonts w:ascii="Arial" w:hAnsi="Arial" w:eastAsia="Arial"/>
+          <w:color w:val="D93723"/>
+          <w:sz w:val="17"/>
         </w:rPr>
-        <w:t xml:space="preserve"> | Fev 2025 - Atual</w:t>
+        <w:tab/>
+        <w:t>Fev 2025 - Atual</w:t>
       </w:r>
     </w:p>
     <w:p>
       <w:pPr>
-        <w:pStyle w:val="ListBullet"/>
-        <w:spacing w:after="60" w:line="252" w:lineRule="auto"/>
-        <w:ind w:left="317" w:hanging="230"/>
+        <w:numPr>
+          <w:ilvl w:val="0"/>
+          <w:numId w:val="10"/>
+        </w:numPr>
+        <w:spacing w:after="44" w:line="247" w:lineRule="auto"/>
       </w:pPr>
       <w:r>
         <w:rPr>
-          <w:rFonts w:ascii="Calibri" w:hAnsi="Calibri"/>
-          <w:color w:val="0F0C14"/>
-          <w:sz w:val="19"/>
+          <w:rFonts w:ascii="Arial" w:hAnsi="Arial" w:eastAsia="Arial"/>
+          <w:color w:val="0B0B0B"/>
+          <w:sz w:val="17"/>
         </w:rPr>
-        <w:t>Planejamento e produção de conteúdo para YouTube, Instagram, TikTok e LinkedIn, do roteiro à publicação.</w:t>
+        <w:t>Planejamento e produção para YouTube, Instagram, TikTok e LinkedIn, do roteiro à publicação.</w:t>
       </w:r>
     </w:p>
     <w:p>
       <w:pPr>
-        <w:pStyle w:val="ListBullet"/>
-        <w:spacing w:after="60" w:line="252" w:lineRule="auto"/>
-        <w:ind w:left="317" w:hanging="230"/>
+        <w:numPr>
+          <w:ilvl w:val="0"/>
+          <w:numId w:val="10"/>
+        </w:numPr>
+        <w:spacing w:after="44" w:line="247" w:lineRule="auto"/>
       </w:pPr>
       <w:r>
         <w:rPr>
-          <w:rFonts w:ascii="Calibri" w:hAnsi="Calibri"/>
-          <w:color w:val="0F0C14"/>
-          <w:sz w:val="19"/>
+          <w:rFonts w:ascii="Arial" w:hAnsi="Arial" w:eastAsia="Arial"/>
+          <w:color w:val="0B0B0B"/>
+          <w:sz w:val="17"/>
         </w:rPr>
-        <w:t>Direção, captação e edição de vídeos institucionais, educacionais, promocionais e de bastidores.</w:t>
+        <w:t>Direção, captação e edição de vídeos de produto, campanhas, bastidores e conteúdos educacionais.</w:t>
       </w:r>
     </w:p>
     <w:p>
       <w:pPr>
-        <w:pStyle w:val="ListBullet"/>
-        <w:spacing w:after="60" w:line="252" w:lineRule="auto"/>
-        <w:ind w:left="317" w:hanging="230"/>
+        <w:numPr>
+          <w:ilvl w:val="0"/>
+          <w:numId w:val="10"/>
+        </w:numPr>
+        <w:spacing w:after="44" w:line="247" w:lineRule="auto"/>
       </w:pPr>
       <w:r>
         <w:rPr>
-          <w:rFonts w:ascii="Calibri" w:hAnsi="Calibri"/>
-          <w:color w:val="0F0C14"/>
-          <w:sz w:val="19"/>
+          <w:rFonts w:ascii="Arial" w:hAnsi="Arial" w:eastAsia="Arial"/>
+          <w:color w:val="0B0B0B"/>
+          <w:sz w:val="17"/>
         </w:rPr>
-        <w:t>Tradução de temas técnicos de software e ERP em narrativas acessíveis para públicos não técnicos.</w:t>
+        <w:t>Tradução de temas de software e ERP em narrativas acessíveis para públicos não técnicos.</w:t>
       </w:r>
     </w:p>
     <w:p>
       <w:pPr>
-        <w:pStyle w:val="ListBullet"/>
-        <w:spacing w:after="60" w:line="252" w:lineRule="auto"/>
-        <w:ind w:left="317" w:hanging="230"/>
+        <w:tabs>
+          <w:tab w:pos="9288" w:val="right"/>
+        </w:tabs>
+        <w:spacing w:before="30" w:after="0"/>
       </w:pPr>
       <w:r>
         <w:rPr>
-          <w:rFonts w:ascii="Calibri" w:hAnsi="Calibri"/>
-          <w:color w:val="0F0C14"/>
-          <w:sz w:val="19"/>
-        </w:rPr>
-        <w:t>Criação de cortes verticais, campanhas e peças de produto, com acompanhamento de métricas e ajustes contínuos.</w:t>
-      </w:r>
-    </w:p>
-    <w:p>
-      <w:pPr>
-        <w:keepNext/>
-        <w:spacing w:before="100" w:after="40"/>
-      </w:pPr>
-      <w:r>
-        <w:rPr>
-          <w:rFonts w:ascii="Calibri" w:hAnsi="Calibri"/>
+          <w:rFonts w:ascii="Arial" w:hAnsi="Arial" w:eastAsia="Arial"/>
           <w:b/>
-          <w:color w:val="0F0C14"/>
-          <w:sz w:val="21"/>
+          <w:color w:val="0B0B0B"/>
+          <w:sz w:val="20"/>
         </w:rPr>
         <w:t>Projetos independentes</w:t>
       </w:r>
       <w:r>
         <w:rPr>
-          <w:rFonts w:ascii="Calibri" w:hAnsi="Calibri"/>
+          <w:rFonts w:ascii="Arial" w:hAnsi="Arial" w:eastAsia="Arial"/>
           <w:b/>
-          <w:color w:val="585462"/>
-          <w:sz w:val="20"/>
+          <w:color w:val="666660"/>
+          <w:sz w:val="18"/>
         </w:rPr>
         <w:t xml:space="preserve"> | Produtor Audiovisual, Videomaker e Editor</w:t>
       </w:r>
       <w:r>
         <w:rPr>
-          <w:rFonts w:ascii="Calibri" w:hAnsi="Calibri"/>
-          <w:color w:val="FF4D35"/>
-          <w:sz w:val="18"/>
+          <w:rFonts w:ascii="Arial" w:hAnsi="Arial" w:eastAsia="Arial"/>
+          <w:color w:val="666660"/>
+          <w:sz w:val="17"/>
         </w:rPr>
-        <w:t xml:space="preserve"> | 2025 - Atual</w:t>
+        <w:tab/>
+        <w:t>2025 - Atual</w:t>
       </w:r>
     </w:p>
     <w:p>
       <w:pPr>
-        <w:pStyle w:val="ListBullet"/>
-        <w:spacing w:after="60" w:line="252" w:lineRule="auto"/>
-        <w:ind w:left="317" w:hanging="230"/>
+        <w:numPr>
+          <w:ilvl w:val="0"/>
+          <w:numId w:val="10"/>
+        </w:numPr>
+        <w:spacing w:after="44" w:line="247" w:lineRule="auto"/>
       </w:pPr>
       <w:r>
         <w:rPr>
-          <w:rFonts w:ascii="Calibri" w:hAnsi="Calibri"/>
-          <w:color w:val="0F0C14"/>
-          <w:sz w:val="19"/>
+          <w:rFonts w:ascii="Arial" w:hAnsi="Arial" w:eastAsia="Arial"/>
+          <w:color w:val="0B0B0B"/>
+          <w:sz w:val="17"/>
         </w:rPr>
-        <w:t>Negócio Sem Filtro: edição do vídeo longo, de todos os cortes e teasers publicados, com seleção e ranking de trechos apoiados por IA.</w:t>
+        <w:t>Negócio Sem Filtro: edição do vídeo longo, de todos os cortes e teasers publicados, com seleção ranqueada de trechos apoiada por IA.</w:t>
       </w:r>
     </w:p>
     <w:p>
       <w:pPr>
-        <w:pStyle w:val="ListBullet"/>
-        <w:spacing w:after="60" w:line="252" w:lineRule="auto"/>
-        <w:ind w:left="317" w:hanging="230"/>
+        <w:numPr>
+          <w:ilvl w:val="0"/>
+          <w:numId w:val="10"/>
+        </w:numPr>
+        <w:spacing w:after="44" w:line="247" w:lineRule="auto"/>
       </w:pPr>
       <w:r>
         <w:rPr>
-          <w:rFonts w:ascii="Calibri" w:hAnsi="Calibri"/>
-          <w:color w:val="0F0C14"/>
-          <w:sz w:val="19"/>
+          <w:rFonts w:ascii="Arial" w:hAnsi="Arial" w:eastAsia="Arial"/>
+          <w:color w:val="0B0B0B"/>
+          <w:sz w:val="17"/>
         </w:rPr>
-        <w:t>Kayky Pitondo: estruturação e edição de conteúdo longo, correção de cor e adaptação para cortes verticais.</w:t>
+        <w:t>Kayky Pitondo: estruturação de conteúdo long-form, correção de cor e adaptações verticais.</w:t>
       </w:r>
     </w:p>
     <w:p>
       <w:pPr>
-        <w:pStyle w:val="ListBullet"/>
-        <w:spacing w:after="60" w:line="252" w:lineRule="auto"/>
-        <w:ind w:left="317" w:hanging="230"/>
+        <w:numPr>
+          <w:ilvl w:val="0"/>
+          <w:numId w:val="10"/>
+        </w:numPr>
+        <w:spacing w:after="44" w:line="247" w:lineRule="auto"/>
       </w:pPr>
       <w:r>
         <w:rPr>
-          <w:rFonts w:ascii="Calibri" w:hAnsi="Calibri"/>
-          <w:color w:val="0F0C14"/>
-          <w:sz w:val="19"/>
+          <w:rFonts w:ascii="Arial" w:hAnsi="Arial" w:eastAsia="Arial"/>
+          <w:color w:val="0B0B0B"/>
+          <w:sz w:val="17"/>
         </w:rPr>
-        <w:t>Magnos Steel: produção de vídeos promocionais e de produto para varejo.</w:t>
+        <w:t>Magnos Steel, 8848 Jiu-Jitsu e Lumiar Parfum (encerrado): anúncios, varejo, captação, esquetes e peças para redes sociais.</w:t>
       </w:r>
     </w:p>
     <w:p>
       <w:pPr>
-        <w:pStyle w:val="ListBullet"/>
-        <w:spacing w:after="60" w:line="252" w:lineRule="auto"/>
-        <w:ind w:left="317" w:hanging="230"/>
+        <w:pStyle w:val="Heading1"/>
       </w:pPr>
       <w:r>
-        <w:rPr>
-          <w:rFonts w:ascii="Calibri" w:hAnsi="Calibri"/>
-          <w:color w:val="0F0C14"/>
-          <w:sz w:val="19"/>
-        </w:rPr>
-        <w:t>8848 Jiu-Jitsu: captação e edição de peça audiovisual para redes sociais em projeto pontual.</w:t>
+        <w:t>TRABALHOS SELECIONADOS</w:t>
       </w:r>
     </w:p>
+    <w:tbl>
+      <w:tblPr>
+        <w:tblW w:type="dxa" w:w="9360"/>
+        <w:jc w:val="left"/>
+        <w:tblLayout w:type="fixed"/>
+        <w:tblLook w:firstColumn="1" w:firstRow="1" w:lastColumn="0" w:lastRow="0" w:noHBand="0" w:noVBand="1" w:val="04A0"/>
+        <w:tblInd w:w="0" w:type="dxa"/>
+      </w:tblPr>
+      <w:tblGrid>
+        <w:gridCol w:w="3120"/>
+        <w:gridCol w:w="3120"/>
+        <w:gridCol w:w="3120"/>
+      </w:tblGrid>
+      <w:tr>
+        <w:trPr>
+          <w:tblHeader w:val="true"/>
+        </w:trPr>
+        <w:tc>
+          <w:tcPr>
+            <w:tcW w:type="dxa" w:w="3120"/>
+            <w:vAlign w:val="center"/>
+            <w:shd w:fill="0B0B0B"/>
+            <w:tcMar>
+              <w:top w:w="140" w:type="dxa"/>
+              <w:start w:w="140" w:type="dxa"/>
+              <w:bottom w:w="140" w:type="dxa"/>
+              <w:end w:w="140" w:type="dxa"/>
+            </w:tcMar>
+          </w:tcPr>
+          <w:p>
+            <w:pPr>
+              <w:spacing w:after="0"/>
+            </w:pPr>
+            <w:r>
+              <w:rPr>
+                <w:rFonts w:ascii="Consolas" w:hAnsi="Consolas" w:eastAsia="Consolas"/>
+                <w:b/>
+                <w:color w:val="D7FF45"/>
+                <w:sz w:val="14"/>
+              </w:rPr>
+              <w:t>NEGÓCIO SEM FILTRO</w:t>
+            </w:r>
+            <w:r>
+              <w:rPr>
+                <w:rFonts w:ascii="Arial" w:hAnsi="Arial" w:eastAsia="Arial"/>
+                <w:b/>
+                <w:color w:val="FFFFFF"/>
+                <w:sz w:val="16"/>
+              </w:rPr>
+              <w:br/>
+              <w:t>Long-form · cortes · teasers</w:t>
+            </w:r>
+            <w:r>
+              <w:rPr>
+                <w:rFonts w:ascii="Arial" w:hAnsi="Arial" w:eastAsia="Arial"/>
+                <w:color w:val="E8E9E5"/>
+                <w:sz w:val="15"/>
+              </w:rPr>
+              <w:br/>
+              <w:t>Sistema contínuo de conteúdo</w:t>
+            </w:r>
+          </w:p>
+        </w:tc>
+        <w:tc>
+          <w:tcPr>
+            <w:tcW w:type="dxa" w:w="3120"/>
+            <w:vAlign w:val="center"/>
+            <w:shd w:fill="0B0B0B"/>
+            <w:tcMar>
+              <w:top w:w="140" w:type="dxa"/>
+              <w:start w:w="140" w:type="dxa"/>
+              <w:bottom w:w="140" w:type="dxa"/>
+              <w:end w:w="140" w:type="dxa"/>
+            </w:tcMar>
+          </w:tcPr>
+          <w:p>
+            <w:pPr>
+              <w:spacing w:after="0"/>
+            </w:pPr>
+            <w:r>
+              <w:rPr>
+                <w:rFonts w:ascii="Consolas" w:hAnsi="Consolas" w:eastAsia="Consolas"/>
+                <w:b/>
+                <w:color w:val="D7FF45"/>
+                <w:sz w:val="14"/>
+              </w:rPr>
+              <w:t>VOTI SOFTWARE</w:t>
+            </w:r>
+            <w:r>
+              <w:rPr>
+                <w:rFonts w:ascii="Arial" w:hAnsi="Arial" w:eastAsia="Arial"/>
+                <w:b/>
+                <w:color w:val="FFFFFF"/>
+                <w:sz w:val="16"/>
+              </w:rPr>
+              <w:br/>
+              <w:t>Direção · captação · produto</w:t>
+            </w:r>
+            <w:r>
+              <w:rPr>
+                <w:rFonts w:ascii="Arial" w:hAnsi="Arial" w:eastAsia="Arial"/>
+                <w:color w:val="E8E9E5"/>
+                <w:sz w:val="15"/>
+              </w:rPr>
+              <w:br/>
+              <w:t>Campanhas, educação e bastidores</w:t>
+            </w:r>
+          </w:p>
+        </w:tc>
+        <w:tc>
+          <w:tcPr>
+            <w:tcW w:type="dxa" w:w="3120"/>
+            <w:vAlign w:val="center"/>
+            <w:shd w:fill="0B0B0B"/>
+            <w:tcMar>
+              <w:top w:w="140" w:type="dxa"/>
+              <w:start w:w="140" w:type="dxa"/>
+              <w:bottom w:w="140" w:type="dxa"/>
+              <w:end w:w="140" w:type="dxa"/>
+            </w:tcMar>
+          </w:tcPr>
+          <w:p>
+            <w:pPr>
+              <w:spacing w:after="0"/>
+            </w:pPr>
+            <w:r>
+              <w:rPr>
+                <w:rFonts w:ascii="Consolas" w:hAnsi="Consolas" w:eastAsia="Consolas"/>
+                <w:b/>
+                <w:color w:val="D7FF45"/>
+                <w:sz w:val="14"/>
+              </w:rPr>
+              <w:t>KAYKY PITONDO</w:t>
+            </w:r>
+            <w:r>
+              <w:rPr>
+                <w:rFonts w:ascii="Arial" w:hAnsi="Arial" w:eastAsia="Arial"/>
+                <w:b/>
+                <w:color w:val="FFFFFF"/>
+                <w:sz w:val="16"/>
+              </w:rPr>
+              <w:br/>
+              <w:t>Long-form · color · cortes</w:t>
+            </w:r>
+            <w:r>
+              <w:rPr>
+                <w:rFonts w:ascii="Arial" w:hAnsi="Arial" w:eastAsia="Arial"/>
+                <w:color w:val="E8E9E5"/>
+                <w:sz w:val="15"/>
+              </w:rPr>
+              <w:br/>
+              <w:t>Vídeo completo + adaptações verticais</w:t>
+            </w:r>
+          </w:p>
+        </w:tc>
+      </w:tr>
+    </w:tbl>
     <w:p>
       <w:pPr>
-        <w:pStyle w:val="ListBullet"/>
-        <w:spacing w:after="60" w:line="252" w:lineRule="auto"/>
-        <w:ind w:left="317" w:hanging="230"/>
+        <w:pStyle w:val="Heading1"/>
       </w:pPr>
       <w:r>
-        <w:rPr>
-          <w:rFonts w:ascii="Calibri" w:hAnsi="Calibri"/>
-          <w:color w:val="0F0C14"/>
-          <w:sz w:val="19"/>
-        </w:rPr>
-        <w:t>Lumiar Parfum (projeto encerrado): direção e edição de anúncios, esquetes e peças de revenda para perfumaria.</w:t>
-      </w:r>
-    </w:p>
-    <w:p>
-      <w:pPr>
-        <w:keepNext/>
-        <w:spacing w:before="160" w:after="100"/>
-        <w:pBdr>
-          <w:bottom w:val="single" w:sz="8" w:space="5" w:color="FF4D35"/>
-        </w:pBdr>
-      </w:pPr>
-      <w:r>
-        <w:rPr>
-          <w:rFonts w:ascii="Calibri" w:hAnsi="Calibri"/>
-          <w:b/>
-          <w:color w:val="FF4D35"/>
-          <w:sz w:val="20"/>
-        </w:rPr>
         <w:t>COMPETÊNCIAS</w:t>
       </w:r>
     </w:p>
     <w:p>
       <w:pPr>
-        <w:spacing w:after="80"/>
+        <w:spacing w:after="44"/>
       </w:pPr>
       <w:r>
         <w:rPr>
-          <w:rFonts w:ascii="Calibri" w:hAnsi="Calibri"/>
+          <w:rFonts w:ascii="Arial" w:hAnsi="Arial" w:eastAsia="Arial"/>
           <w:b/>
-          <w:color w:val="FF4D35"/>
-          <w:sz w:val="19"/>
+          <w:color w:val="D93723"/>
+          <w:sz w:val="17"/>
         </w:rPr>
-        <w:t xml:space="preserve">Estratégia e conteúdo: </w:t>
+        <w:t xml:space="preserve">Estratégia: </w:t>
       </w:r>
       <w:r>
         <w:rPr>
-          <w:rFonts w:ascii="Calibri" w:hAnsi="Calibri"/>
-          <w:color w:val="0F0C14"/>
-          <w:sz w:val="19"/>
+          <w:rFonts w:ascii="Arial" w:hAnsi="Arial" w:eastAsia="Arial"/>
+          <w:color w:val="0B0B0B"/>
+          <w:sz w:val="17"/>
         </w:rPr>
-        <w:t>Storytelling, copywriting, roteirização, SEO para YouTube, análise de métricas</w:t>
+        <w:t>storytelling, copywriting, roteirização, SEO para YouTube e análise de métricas</w:t>
       </w:r>
     </w:p>
     <w:p>
       <w:pPr>
-        <w:spacing w:after="80"/>
+        <w:spacing w:after="44"/>
       </w:pPr>
       <w:r>
         <w:rPr>
-          <w:rFonts w:ascii="Calibri" w:hAnsi="Calibri"/>
+          <w:rFonts w:ascii="Arial" w:hAnsi="Arial" w:eastAsia="Arial"/>
           <w:b/>
-          <w:color w:val="FF4D35"/>
-          <w:sz w:val="19"/>
+          <w:color w:val="D93723"/>
+          <w:sz w:val="17"/>
         </w:rPr>
-        <w:t xml:space="preserve">Produção audiovisual: </w:t>
+        <w:t xml:space="preserve">Produção: </w:t>
       </w:r>
       <w:r>
         <w:rPr>
-          <w:rFonts w:ascii="Calibri" w:hAnsi="Calibri"/>
-          <w:color w:val="0F0C14"/>
-          <w:sz w:val="19"/>
+          <w:rFonts w:ascii="Arial" w:hAnsi="Arial" w:eastAsia="Arial"/>
+          <w:color w:val="0B0B0B"/>
+          <w:sz w:val="17"/>
         </w:rPr>
-        <w:t>Direção, captação, gimbal, iluminação e captação de áudio</w:t>
+        <w:t>direção, captação, gimbal, iluminação e áudio</w:t>
       </w:r>
     </w:p>
     <w:p>
       <w:pPr>
-        <w:spacing w:after="80"/>
+        <w:spacing w:after="44"/>
       </w:pPr>
       <w:r>
         <w:rPr>
-          <w:rFonts w:ascii="Calibri" w:hAnsi="Calibri"/>
+          <w:rFonts w:ascii="Arial" w:hAnsi="Arial" w:eastAsia="Arial"/>
           <w:b/>
-          <w:color w:val="FF4D35"/>
-          <w:sz w:val="19"/>
+          <w:color w:val="D93723"/>
+          <w:sz w:val="17"/>
         </w:rPr>
         <w:t xml:space="preserve">Pós-produção: </w:t>
       </w:r>
       <w:r>
         <w:rPr>
-          <w:rFonts w:ascii="Calibri" w:hAnsi="Calibri"/>
-          <w:color w:val="0F0C14"/>
-          <w:sz w:val="19"/>
+          <w:rFonts w:ascii="Arial" w:hAnsi="Arial" w:eastAsia="Arial"/>
+          <w:color w:val="0B0B0B"/>
+          <w:sz w:val="17"/>
         </w:rPr>
         <w:t>DaVinci Resolve, Adobe Premiere Pro, CapCut, color grading e design de som</w:t>
       </w:r>
     </w:p>
     <w:p>
       <w:pPr>
-        <w:spacing w:after="80"/>
+        <w:spacing w:after="44"/>
       </w:pPr>
       <w:r>
         <w:rPr>
-          <w:rFonts w:ascii="Calibri" w:hAnsi="Calibri"/>
+          <w:rFonts w:ascii="Arial" w:hAnsi="Arial" w:eastAsia="Arial"/>
           <w:b/>
-          <w:color w:val="FF4D35"/>
-          <w:sz w:val="19"/>
+          <w:color w:val="D93723"/>
+          <w:sz w:val="17"/>
         </w:rPr>
         <w:t xml:space="preserve">IA e automação: </w:t>
       </w:r>
       <w:r>
         <w:rPr>
-          <w:rFonts w:ascii="Calibri" w:hAnsi="Calibri"/>
-          <w:color w:val="0F0C14"/>
-          <w:sz w:val="19"/>
+          <w:rFonts w:ascii="Arial" w:hAnsi="Arial" w:eastAsia="Arial"/>
+          <w:color w:val="0B0B0B"/>
+          <w:sz w:val="17"/>
         </w:rPr>
         <w:t>Remotion, ffmpeg, transcrição, seleção de cortes e vídeo programático</w:t>
       </w:r>
     </w:p>
     <w:p>
       <w:pPr>
-        <w:keepNext/>
-        <w:spacing w:before="160" w:after="100"/>
-        <w:pBdr>
-          <w:bottom w:val="single" w:sz="8" w:space="5" w:color="FF4D35"/>
-        </w:pBdr>
+        <w:pStyle w:val="Heading1"/>
       </w:pPr>
       <w:r>
-        <w:rPr>
-          <w:rFonts w:ascii="Calibri" w:hAnsi="Calibri"/>
-          <w:b/>
-          <w:color w:val="FF4D35"/>
-          <w:sz w:val="20"/>
-        </w:rPr>
-        <w:t>FORMAÇÃO</w:t>
+        <w:t>FORMAÇÃO E PORTFÓLIO</w:t>
       </w:r>
     </w:p>
     <w:p>
       <w:pPr>
-        <w:spacing w:after="40"/>
+        <w:spacing w:after="30"/>
       </w:pPr>
       <w:r>
         <w:rPr>
-          <w:rFonts w:ascii="Calibri" w:hAnsi="Calibri"/>
+          <w:rFonts w:ascii="Arial" w:hAnsi="Arial" w:eastAsia="Arial"/>
           <w:b/>
-          <w:color w:val="0F0C14"/>
-          <w:sz w:val="20"/>
+          <w:color w:val="0B0B0B"/>
+          <w:sz w:val="18"/>
         </w:rPr>
         <w:t>Publicidade e Propaganda</w:t>
       </w:r>
       <w:r>
         <w:rPr>
-          <w:rFonts w:ascii="Calibri" w:hAnsi="Calibri"/>
-          <w:color w:val="585462"/>
-          <w:sz w:val="19"/>
+          <w:rFonts w:ascii="Arial" w:hAnsi="Arial" w:eastAsia="Arial"/>
+          <w:color w:val="666660"/>
+          <w:sz w:val="18"/>
         </w:rPr>
         <w:t xml:space="preserve"> | UniSALESIANO Araçatuba | Bacharelado em andamento, 8º período</w:t>
       </w:r>
     </w:p>
     <w:p>
-      <w:pPr>
-        <w:keepNext/>
-        <w:spacing w:before="160" w:after="100"/>
-        <w:pBdr>
-          <w:bottom w:val="single" w:sz="8" w:space="5" w:color="FF4D35"/>
-        </w:pBdr>
-      </w:pPr>
       <w:r>
         <w:rPr>
-          <w:rFonts w:ascii="Calibri" w:hAnsi="Calibri"/>
+          <w:rFonts w:ascii="Arial" w:hAnsi="Arial" w:eastAsia="Arial"/>
           <w:b/>
-          <w:color w:val="FF4D35"/>
-          <w:sz w:val="20"/>
+          <w:color w:val="0B0B0B"/>
+          <w:sz w:val="17"/>
         </w:rPr>
-        <w:t>PORTFÓLIO SELECIONADO</w:t>
+        <w:t xml:space="preserve">Cases públicos, escopos e contato: </w:t>
       </w:r>
-    </w:p>
-    <w:p>
-      <w:r>
-        <w:rPr>
-          <w:rFonts w:ascii="Calibri" w:hAnsi="Calibri"/>
-          <w:color w:val="0F0C14"/>
-          <w:sz w:val="18"/>
-        </w:rPr>
-        <w:t>Portfólio geral: enzosmarinho.github.io | VOTI Software: youtube.com/@votigestao | Negócio Sem Filtro: instagram.com/onegociosemfiltro</w:t>
-      </w:r>
+      <w:hyperlink r:id="rId10">
+        <w:r>
+          <w:rPr>
+            <w:rFonts w:ascii="Arial" w:hAnsi="Arial"/>
+            <w:color w:val="D93723"/>
+            <w:sz w:val="17"/>
+            <w:b/>
+            <w:u w:val="single"/>
+          </w:rPr>
+          <w:t>enzosmarinho.github.io</w:t>
+        </w:r>
+      </w:hyperlink>
     </w:p>
     <w:sectPr>
-      <w:footerReference w:type="default" r:id="rId9"/>
       <w:pgSz w:w="12240" w:h="15840"/>
-      <w:pgMar w:top="1037" w:right="1181" w:bottom="1037" w:left="1181" w:header="720" w:footer="720" w:gutter="0"/>
+      <w:pgMar w:top="979" w:right="979" w:bottom="979" w:left="979" w:header="432" w:footer="432" w:gutter="0"/>
       <w:cols w:space="720"/>
       <w:docGrid w:linePitch="360"/>
     </w:sectPr>
   </w:body>
 </w:document>
-</file>
-
-<file path=word/footer1.xml><?xml version="1.0" encoding="utf-8"?>
-<w:ftr xmlns:m="http://schemas.openxmlformats.org/officeDocument/2006/math" xmlns:mc="http://schemas.openxmlformats.org/markup-compatibility/2006" xmlns:mo="http://schemas.microsoft.com/office/mac/office/2008/main" xmlns:mv="urn:schemas-microsoft-com:mac:vml" xmlns:o="urn:schemas-microsoft-com:office:office" xmlns:r="http://schemas.openxmlformats.org/officeDocument/2006/relationships" xmlns:v="urn:schemas-microsoft-com:vml" xmlns:w10="urn:schemas-microsoft-com:office:word" xmlns:w14="http://schemas.microsoft.com/office/word/2010/wordml" xmlns:w="http://schemas.openxmlformats.org/wordprocessingml/2006/main" xmlns:wne="http://schemas.microsoft.com/office/word/2006/wordml" xmlns:wp14="http://schemas.microsoft.com/office/word/2010/wordprocessingDrawing" xmlns:wp="http://schemas.openxmlformats.org/drawingml/2006/wordprocessingDrawing" xmlns:wpc="http://schemas.microsoft.com/office/word/2010/wordprocessingCanvas" xmlns:wpg="http://schemas.microsoft.com/office/word/2010/wordprocessingGroup" xmlns:wpi="http://schemas.microsoft.com/office/word/2010/wordprocessingInk" xmlns:wps="http://schemas.microsoft.com/office/word/2010/wordprocessingShape" mc:Ignorable="w14 wp14">
-  <w:p>
-    <w:pPr>
-      <w:pStyle w:val="Footer"/>
-      <w:jc w:val="center"/>
-    </w:pPr>
-    <w:r>
-      <w:rPr>
-        <w:rFonts w:ascii="Calibri" w:hAnsi="Calibri"/>
-        <w:color w:val="585462"/>
-        <w:sz w:val="16"/>
-      </w:rPr>
-      <w:t>Enzo Marinho | Portfólio: enzosmarinho.github.io</w:t>
-    </w:r>
-  </w:p>
-</w:ftr>
 </file>
 
 <file path=word/numbering.xml><?xml version="1.0" encoding="utf-8"?>
@@ -687,6 +961,27 @@
   </w:num>
   <w:num w:numId="9">
     <w:abstractNumId w:val="0"/>
+  </w:num>
+  <w:abstractNum w:abstractNumId="9">
+    <w:multiLevelType w:val="singleLevel"/>
+    <w:lvl w:ilvl="0">
+      <w:start w:val="1"/>
+      <w:numFmt w:val="bullet"/>
+      <w:lvlText w:val="•"/>
+      <w:lvlJc w:val="left"/>
+      <w:pPr>
+        <w:tabs>
+          <w:tab w:val="num" w:pos="360"/>
+        </w:tabs>
+        <w:ind w:left="360" w:hanging="180"/>
+      </w:pPr>
+      <w:rPr>
+        <w:rFonts w:ascii="Arial" w:hAnsi="Arial"/>
+      </w:rPr>
+    </w:lvl>
+  </w:abstractNum>
+  <w:num w:numId="10">
+    <w:abstractNumId w:val="9"/>
   </w:num>
 </w:numbering>
 </file>
@@ -852,12 +1147,12 @@
     <w:qFormat/>
     <w:rsid w:val="00FC693F"/>
     <w:pPr>
-      <w:spacing w:before="0" w:after="80" w:line="259" w:lineRule="auto"/>
+      <w:spacing w:before="0" w:after="64" w:line="254" w:lineRule="auto"/>
     </w:pPr>
     <w:rPr>
-      <w:rFonts w:ascii="Calibri" w:hAnsi="Calibri"/>
-      <w:color w:val="0F0C14"/>
-      <w:sz w:val="20"/>
+      <w:rFonts w:ascii="Arial" w:hAnsi="Arial"/>
+      <w:color w:val="0B0B0B"/>
+      <w:sz w:val="18"/>
     </w:rPr>
   </w:style>
   <w:style w:type="paragraph" w:styleId="Header">
@@ -915,15 +1210,15 @@
     <w:pPr>
       <w:keepNext/>
       <w:keepLines/>
-      <w:spacing w:before="320" w:after="160"/>
+      <w:spacing w:before="140" w:after="64"/>
       <w:outlineLvl w:val="0"/>
     </w:pPr>
     <w:rPr>
-      <w:rFonts w:asciiTheme="majorHAnsi" w:eastAsiaTheme="majorEastAsia" w:hAnsiTheme="majorHAnsi" w:cstheme="majorBidi" w:ascii="Calibri" w:hAnsi="Calibri"/>
+      <w:rFonts w:asciiTheme="majorHAnsi" w:eastAsiaTheme="majorEastAsia" w:hAnsiTheme="majorHAnsi" w:cstheme="majorBidi" w:ascii="Consolas" w:hAnsi="Consolas"/>
       <w:b/>
       <w:bCs/>
-      <w:color w:val="FF4D35"/>
-      <w:sz w:val="32"/>
+      <w:color w:val="D93723"/>
+      <w:sz w:val="18"/>
       <w:szCs w:val="28"/>
     </w:rPr>
   </w:style>
@@ -939,14 +1234,14 @@
     <w:pPr>
       <w:keepNext/>
       <w:keepLines/>
-      <w:spacing w:before="240" w:after="120"/>
+      <w:spacing w:before="200" w:after="0"/>
       <w:outlineLvl w:val="1"/>
     </w:pPr>
     <w:rPr>
-      <w:rFonts w:asciiTheme="majorHAnsi" w:eastAsiaTheme="majorEastAsia" w:hAnsiTheme="majorHAnsi" w:cstheme="majorBidi" w:ascii="Calibri" w:hAnsi="Calibri"/>
+      <w:rFonts w:asciiTheme="majorHAnsi" w:eastAsiaTheme="majorEastAsia" w:hAnsiTheme="majorHAnsi" w:cstheme="majorBidi"/>
       <w:b/>
       <w:bCs/>
-      <w:color w:val="FF4D35"/>
+      <w:color w:val="4F81BD" w:themeColor="accent1"/>
       <w:sz w:val="26"/>
       <w:szCs w:val="26"/>
     </w:rPr>
@@ -963,15 +1258,14 @@
     <w:pPr>
       <w:keepNext/>
       <w:keepLines/>
-      <w:spacing w:before="160" w:after="80"/>
+      <w:spacing w:before="200" w:after="0"/>
       <w:outlineLvl w:val="2"/>
     </w:pPr>
     <w:rPr>
-      <w:rFonts w:asciiTheme="majorHAnsi" w:eastAsiaTheme="majorEastAsia" w:hAnsiTheme="majorHAnsi" w:cstheme="majorBidi" w:ascii="Calibri" w:hAnsi="Calibri"/>
+      <w:rFonts w:asciiTheme="majorHAnsi" w:eastAsiaTheme="majorEastAsia" w:hAnsiTheme="majorHAnsi" w:cstheme="majorBidi"/>
       <w:b/>
       <w:bCs/>
-      <w:color w:val="FF4D35"/>
-      <w:sz w:val="24"/>
+      <w:color w:val="4F81BD" w:themeColor="accent1"/>
     </w:rPr>
   </w:style>
   <w:style w:type="paragraph" w:styleId="Heading4">

--- a/assets/Enzo-Marinho-Curriculo-Visual.docx
+++ b/assets/Enzo-Marinho-Curriculo-Visual.docx
@@ -93,7 +93,7 @@
           <w:color w:val="E8E9E5"/>
           <w:sz w:val="16"/>
         </w:rPr>
-        <w:t xml:space="preserve">Araçatuba/SP  |  (18) 98119-6746  |  enzo.marinho@hotmail.com  |  </w:t>
+        <w:t xml:space="preserve">Araçatuba/SP  |  (18) 98119-6746  |  enzosmarinho@hotmail.com  |  </w:t>
       </w:r>
       <w:hyperlink r:id="rId10">
         <w:r>
@@ -194,7 +194,7 @@
                 <w:sz w:val="16"/>
               </w:rPr>
               <w:br/>
-              <w:t>Negócio Sem Filtro · vídeo longo + cortes + teasers</w:t>
+              <w:t>Negócio Sem Filtro · cortes + teasers + captação long-form</w:t>
             </w:r>
           </w:p>
         </w:tc>
@@ -401,7 +401,7 @@
           <w:color w:val="0B0B0B"/>
           <w:sz w:val="17"/>
         </w:rPr>
-        <w:t>Negócio Sem Filtro: edição do vídeo longo, de todos os cortes e teasers publicados, com seleção ranqueada de trechos apoiada por IA.</w:t>
+        <w:t>Negócio Sem Filtro: produção dos cortes e teasers publicados, mais captação em um episódio long-form, com seleção ranqueada de trechos apoiada por IA.</w:t>
       </w:r>
     </w:p>
     <w:p>
@@ -496,7 +496,7 @@
                 <w:sz w:val="16"/>
               </w:rPr>
               <w:br/>
-              <w:t>Long-form · cortes · teasers</w:t>
+              <w:t>Cortes · teasers · captação long-form</w:t>
             </w:r>
             <w:r>
               <w:rPr>
